--- a/CSV108_docx/010_System_Classification_and_Criticality_Assessment.docx
+++ b/CSV108_docx/010_System_Classification_and_Criticality_Assessment.docx
@@ -1261,6 +1261,21 @@
     </w:p>
     <w:p>
       <w:pPr>
+        <w:spacing w:after="120" w:line="300" w:lineRule="auto"/>
+      </w:pPr>
+      <w:r>
+        <w:rPr>
+          <w:rFonts w:ascii="Calibri" w:hAnsi="Calibri"/>
+          <w:b w:val="0"/>
+          <w:i w:val="0"/>
+          <w:color w:val="000000"/>
+          <w:sz w:val="22"/>
+        </w:rPr>
+        <w:t>Classification considers whether the component is standard infrastructure, configured commercial software, custom software, configured content, peripheral hardware or user-developed application. Criticality considers the worst credible impact on product quality, patient safety, data integrity, record availability and business continuity if the component fails or is misused.</w:t>
+      </w:r>
+    </w:p>
+    <w:p>
+      <w:pPr>
         <w:pStyle w:val="Heading1"/>
       </w:pPr>
       <w:r>
@@ -2483,7 +2498,467 @@
         <w:pStyle w:val="Heading1"/>
       </w:pPr>
       <w:r>
-        <w:t>5. Related documents</w:t>
+        <w:t>5. Validation depth matrix</w:t>
+      </w:r>
+    </w:p>
+    <w:tbl>
+      <w:tblPr>
+        <w:tblStyle w:val="TableGrid"/>
+        <w:tblW w:type="dxa" w:w="9360"/>
+        <w:tblLayout w:type="fixed"/>
+        <w:tblLook w:firstColumn="1" w:firstRow="1" w:lastColumn="0" w:lastRow="0" w:noHBand="0" w:noVBand="1" w:val="04A0"/>
+        <w:tblInd w:w="120" w:type="dxa"/>
+      </w:tblPr>
+      <w:tblGrid>
+        <w:gridCol w:w="3824"/>
+        <w:gridCol w:w="5536"/>
+      </w:tblGrid>
+      <w:tr>
+        <w:trPr>
+          <w:tblHeader w:val="true"/>
+        </w:trPr>
+        <w:tc>
+          <w:tcPr>
+            <w:tcW w:type="dxa" w:w="3824"/>
+            <w:shd w:fill="E8EEF5"/>
+            <w:vAlign w:val="center"/>
+            <w:tcMar>
+              <w:top w:w="80" w:type="dxa"/>
+              <w:bottom w:w="80" w:type="dxa"/>
+              <w:start w:w="120" w:type="dxa"/>
+              <w:end w:w="120" w:type="dxa"/>
+            </w:tcMar>
+          </w:tcPr>
+          <w:p>
+            <w:pPr>
+              <w:spacing w:after="0" w:line="276" w:lineRule="auto"/>
+              <w:jc w:val="left"/>
+            </w:pPr>
+            <w:r/>
+            <w:r>
+              <w:rPr>
+                <w:rFonts w:ascii="Calibri" w:hAnsi="Calibri"/>
+                <w:b/>
+                <w:color w:val="000000"/>
+                <w:sz w:val="19"/>
+              </w:rPr>
+              <w:t>Component type</w:t>
+            </w:r>
+          </w:p>
+        </w:tc>
+        <w:tc>
+          <w:tcPr>
+            <w:tcW w:type="dxa" w:w="5536"/>
+            <w:shd w:fill="E8EEF5"/>
+            <w:vAlign w:val="center"/>
+            <w:tcMar>
+              <w:top w:w="80" w:type="dxa"/>
+              <w:bottom w:w="80" w:type="dxa"/>
+              <w:start w:w="120" w:type="dxa"/>
+              <w:end w:w="120" w:type="dxa"/>
+            </w:tcMar>
+          </w:tcPr>
+          <w:p>
+            <w:pPr>
+              <w:spacing w:after="0" w:line="276" w:lineRule="auto"/>
+              <w:jc w:val="left"/>
+            </w:pPr>
+            <w:r/>
+            <w:r>
+              <w:rPr>
+                <w:rFonts w:ascii="Calibri" w:hAnsi="Calibri"/>
+                <w:b/>
+                <w:color w:val="000000"/>
+                <w:sz w:val="19"/>
+              </w:rPr>
+              <w:t>Minimum company-controlled evidence</w:t>
+            </w:r>
+          </w:p>
+        </w:tc>
+      </w:tr>
+      <w:tr>
+        <w:tc>
+          <w:tcPr>
+            <w:tcW w:type="dxa" w:w="3824"/>
+            <w:vAlign w:val="center"/>
+            <w:tcMar>
+              <w:top w:w="80" w:type="dxa"/>
+              <w:bottom w:w="80" w:type="dxa"/>
+              <w:start w:w="120" w:type="dxa"/>
+              <w:end w:w="120" w:type="dxa"/>
+            </w:tcMar>
+          </w:tcPr>
+          <w:p>
+            <w:pPr>
+              <w:spacing w:after="0" w:line="276" w:lineRule="auto"/>
+              <w:jc w:val="left"/>
+            </w:pPr>
+            <w:r/>
+            <w:r>
+              <w:rPr>
+                <w:rFonts w:ascii="Calibri" w:hAnsi="Calibri"/>
+                <w:b w:val="0"/>
+                <w:color w:val="000000"/>
+                <w:sz w:val="19"/>
+              </w:rPr>
+              <w:t>Configurable commercial application</w:t>
+            </w:r>
+          </w:p>
+        </w:tc>
+        <w:tc>
+          <w:tcPr>
+            <w:tcW w:type="dxa" w:w="5536"/>
+            <w:vAlign w:val="center"/>
+            <w:tcMar>
+              <w:top w:w="80" w:type="dxa"/>
+              <w:bottom w:w="80" w:type="dxa"/>
+              <w:start w:w="120" w:type="dxa"/>
+              <w:end w:w="120" w:type="dxa"/>
+            </w:tcMar>
+          </w:tcPr>
+          <w:p>
+            <w:pPr>
+              <w:spacing w:after="0" w:line="276" w:lineRule="auto"/>
+              <w:jc w:val="left"/>
+            </w:pPr>
+            <w:r/>
+            <w:r>
+              <w:rPr>
+                <w:rFonts w:ascii="Calibri" w:hAnsi="Calibri"/>
+                <w:b w:val="0"/>
+                <w:color w:val="000000"/>
+                <w:sz w:val="19"/>
+              </w:rPr>
+              <w:t>Intended use, URS, configuration specification, risk assessment, OQ/PQ, traceability and VSR</w:t>
+            </w:r>
+          </w:p>
+        </w:tc>
+      </w:tr>
+      <w:tr>
+        <w:tc>
+          <w:tcPr>
+            <w:tcW w:type="dxa" w:w="3824"/>
+            <w:vAlign w:val="center"/>
+            <w:tcMar>
+              <w:top w:w="80" w:type="dxa"/>
+              <w:bottom w:w="80" w:type="dxa"/>
+              <w:start w:w="120" w:type="dxa"/>
+              <w:end w:w="120" w:type="dxa"/>
+            </w:tcMar>
+          </w:tcPr>
+          <w:p>
+            <w:pPr>
+              <w:spacing w:after="0" w:line="276" w:lineRule="auto"/>
+              <w:jc w:val="left"/>
+            </w:pPr>
+            <w:r/>
+            <w:r>
+              <w:rPr>
+                <w:rFonts w:ascii="Calibri" w:hAnsi="Calibri"/>
+                <w:b w:val="0"/>
+                <w:color w:val="000000"/>
+                <w:sz w:val="19"/>
+              </w:rPr>
+              <w:t>Custom interface or transformation</w:t>
+            </w:r>
+          </w:p>
+        </w:tc>
+        <w:tc>
+          <w:tcPr>
+            <w:tcW w:type="dxa" w:w="5536"/>
+            <w:vAlign w:val="center"/>
+            <w:tcMar>
+              <w:top w:w="80" w:type="dxa"/>
+              <w:bottom w:w="80" w:type="dxa"/>
+              <w:start w:w="120" w:type="dxa"/>
+              <w:end w:w="120" w:type="dxa"/>
+            </w:tcMar>
+          </w:tcPr>
+          <w:p>
+            <w:pPr>
+              <w:spacing w:after="0" w:line="276" w:lineRule="auto"/>
+              <w:jc w:val="left"/>
+            </w:pPr>
+            <w:r/>
+            <w:r>
+              <w:rPr>
+                <w:rFonts w:ascii="Calibri" w:hAnsi="Calibri"/>
+                <w:b w:val="0"/>
+                <w:color w:val="000000"/>
+                <w:sz w:val="19"/>
+              </w:rPr>
+              <w:t>Design specification, source/change control, code review, unit evidence, interface challenge and reconciliation</w:t>
+            </w:r>
+          </w:p>
+        </w:tc>
+      </w:tr>
+      <w:tr>
+        <w:tc>
+          <w:tcPr>
+            <w:tcW w:type="dxa" w:w="3824"/>
+            <w:vAlign w:val="center"/>
+            <w:tcMar>
+              <w:top w:w="80" w:type="dxa"/>
+              <w:bottom w:w="80" w:type="dxa"/>
+              <w:start w:w="120" w:type="dxa"/>
+              <w:end w:w="120" w:type="dxa"/>
+            </w:tcMar>
+          </w:tcPr>
+          <w:p>
+            <w:pPr>
+              <w:spacing w:after="0" w:line="276" w:lineRule="auto"/>
+              <w:jc w:val="left"/>
+            </w:pPr>
+            <w:r/>
+            <w:r>
+              <w:rPr>
+                <w:rFonts w:ascii="Calibri" w:hAnsi="Calibri"/>
+                <w:b w:val="0"/>
+                <w:color w:val="000000"/>
+                <w:sz w:val="19"/>
+              </w:rPr>
+              <w:t>Configured calculation/report</w:t>
+            </w:r>
+          </w:p>
+        </w:tc>
+        <w:tc>
+          <w:tcPr>
+            <w:tcW w:type="dxa" w:w="5536"/>
+            <w:vAlign w:val="center"/>
+            <w:tcMar>
+              <w:top w:w="80" w:type="dxa"/>
+              <w:bottom w:w="80" w:type="dxa"/>
+              <w:start w:w="120" w:type="dxa"/>
+              <w:end w:w="120" w:type="dxa"/>
+            </w:tcMar>
+          </w:tcPr>
+          <w:p>
+            <w:pPr>
+              <w:spacing w:after="0" w:line="276" w:lineRule="auto"/>
+              <w:jc w:val="left"/>
+            </w:pPr>
+            <w:r/>
+            <w:r>
+              <w:rPr>
+                <w:rFonts w:ascii="Calibri" w:hAnsi="Calibri"/>
+                <w:b w:val="0"/>
+                <w:color w:val="000000"/>
+                <w:sz w:val="19"/>
+              </w:rPr>
+              <w:t>Approved logic, independent calculation check, boundary/negative testing and regression coverage</w:t>
+            </w:r>
+          </w:p>
+        </w:tc>
+      </w:tr>
+      <w:tr>
+        <w:tc>
+          <w:tcPr>
+            <w:tcW w:type="dxa" w:w="3824"/>
+            <w:vAlign w:val="center"/>
+            <w:tcMar>
+              <w:top w:w="80" w:type="dxa"/>
+              <w:bottom w:w="80" w:type="dxa"/>
+              <w:start w:w="120" w:type="dxa"/>
+              <w:end w:w="120" w:type="dxa"/>
+            </w:tcMar>
+          </w:tcPr>
+          <w:p>
+            <w:pPr>
+              <w:spacing w:after="0" w:line="276" w:lineRule="auto"/>
+              <w:jc w:val="left"/>
+            </w:pPr>
+            <w:r/>
+            <w:r>
+              <w:rPr>
+                <w:rFonts w:ascii="Calibri" w:hAnsi="Calibri"/>
+                <w:b w:val="0"/>
+                <w:color w:val="000000"/>
+                <w:sz w:val="19"/>
+              </w:rPr>
+              <w:t>Qualified infrastructure</w:t>
+            </w:r>
+          </w:p>
+        </w:tc>
+        <w:tc>
+          <w:tcPr>
+            <w:tcW w:type="dxa" w:w="5536"/>
+            <w:vAlign w:val="center"/>
+            <w:tcMar>
+              <w:top w:w="80" w:type="dxa"/>
+              <w:bottom w:w="80" w:type="dxa"/>
+              <w:start w:w="120" w:type="dxa"/>
+              <w:end w:w="120" w:type="dxa"/>
+            </w:tcMar>
+          </w:tcPr>
+          <w:p>
+            <w:pPr>
+              <w:spacing w:after="0" w:line="276" w:lineRule="auto"/>
+              <w:jc w:val="left"/>
+            </w:pPr>
+            <w:r/>
+            <w:r>
+              <w:rPr>
+                <w:rFonts w:ascii="Calibri" w:hAnsi="Calibri"/>
+                <w:b w:val="0"/>
+                <w:color w:val="000000"/>
+                <w:sz w:val="19"/>
+              </w:rPr>
+              <w:t>Installation/configuration baseline, security hardening, monitoring, backup/restore and DR evidence</w:t>
+            </w:r>
+          </w:p>
+        </w:tc>
+      </w:tr>
+      <w:tr>
+        <w:tc>
+          <w:tcPr>
+            <w:tcW w:type="dxa" w:w="3824"/>
+            <w:vAlign w:val="center"/>
+            <w:tcMar>
+              <w:top w:w="80" w:type="dxa"/>
+              <w:bottom w:w="80" w:type="dxa"/>
+              <w:start w:w="120" w:type="dxa"/>
+              <w:end w:w="120" w:type="dxa"/>
+            </w:tcMar>
+          </w:tcPr>
+          <w:p>
+            <w:pPr>
+              <w:spacing w:after="0" w:line="276" w:lineRule="auto"/>
+              <w:jc w:val="left"/>
+            </w:pPr>
+            <w:r/>
+            <w:r>
+              <w:rPr>
+                <w:rFonts w:ascii="Calibri" w:hAnsi="Calibri"/>
+                <w:b w:val="0"/>
+                <w:color w:val="000000"/>
+                <w:sz w:val="19"/>
+              </w:rPr>
+              <w:t>Peripheral/device integration</w:t>
+            </w:r>
+          </w:p>
+        </w:tc>
+        <w:tc>
+          <w:tcPr>
+            <w:tcW w:type="dxa" w:w="5536"/>
+            <w:vAlign w:val="center"/>
+            <w:tcMar>
+              <w:top w:w="80" w:type="dxa"/>
+              <w:bottom w:w="80" w:type="dxa"/>
+              <w:start w:w="120" w:type="dxa"/>
+              <w:end w:w="120" w:type="dxa"/>
+            </w:tcMar>
+          </w:tcPr>
+          <w:p>
+            <w:pPr>
+              <w:spacing w:after="0" w:line="276" w:lineRule="auto"/>
+              <w:jc w:val="left"/>
+            </w:pPr>
+            <w:r/>
+            <w:r>
+              <w:rPr>
+                <w:rFonts w:ascii="Calibri" w:hAnsi="Calibri"/>
+                <w:b w:val="0"/>
+                <w:color w:val="000000"/>
+                <w:sz w:val="19"/>
+              </w:rPr>
+              <w:t>Installation check, device mapping, data-capture challenge and exception handling</w:t>
+            </w:r>
+          </w:p>
+        </w:tc>
+      </w:tr>
+      <w:tr>
+        <w:tc>
+          <w:tcPr>
+            <w:tcW w:type="dxa" w:w="3824"/>
+            <w:vAlign w:val="center"/>
+            <w:tcMar>
+              <w:top w:w="80" w:type="dxa"/>
+              <w:bottom w:w="80" w:type="dxa"/>
+              <w:start w:w="120" w:type="dxa"/>
+              <w:end w:w="120" w:type="dxa"/>
+            </w:tcMar>
+          </w:tcPr>
+          <w:p>
+            <w:pPr>
+              <w:spacing w:after="0" w:line="276" w:lineRule="auto"/>
+              <w:jc w:val="left"/>
+            </w:pPr>
+            <w:r/>
+            <w:r>
+              <w:rPr>
+                <w:rFonts w:ascii="Calibri" w:hAnsi="Calibri"/>
+                <w:b w:val="0"/>
+                <w:color w:val="000000"/>
+                <w:sz w:val="19"/>
+              </w:rPr>
+              <w:t>User-developed application replacement</w:t>
+            </w:r>
+          </w:p>
+        </w:tc>
+        <w:tc>
+          <w:tcPr>
+            <w:tcW w:type="dxa" w:w="5536"/>
+            <w:vAlign w:val="center"/>
+            <w:tcMar>
+              <w:top w:w="80" w:type="dxa"/>
+              <w:bottom w:w="80" w:type="dxa"/>
+              <w:start w:w="120" w:type="dxa"/>
+              <w:end w:w="120" w:type="dxa"/>
+            </w:tcMar>
+          </w:tcPr>
+          <w:p>
+            <w:pPr>
+              <w:spacing w:after="0" w:line="276" w:lineRule="auto"/>
+              <w:jc w:val="left"/>
+            </w:pPr>
+            <w:r/>
+            <w:r>
+              <w:rPr>
+                <w:rFonts w:ascii="Calibri" w:hAnsi="Calibri"/>
+                <w:b w:val="0"/>
+                <w:color w:val="000000"/>
+                <w:sz w:val="19"/>
+              </w:rPr>
+              <w:t>Inventory assessment, migration/retirement decision and evidence that uncontrolled use has stopped</w:t>
+            </w:r>
+          </w:p>
+        </w:tc>
+      </w:tr>
+    </w:tbl>
+    <w:p>
+      <w:pPr>
+        <w:spacing w:after="80"/>
+      </w:pPr>
+    </w:p>
+    <w:p>
+      <w:pPr>
+        <w:pStyle w:val="Heading1"/>
+      </w:pPr>
+      <w:r>
+        <w:t>6. Supplier evidence leveraging limits</w:t>
+      </w:r>
+    </w:p>
+    <w:p>
+      <w:pPr>
+        <w:spacing w:after="120" w:line="300" w:lineRule="auto"/>
+      </w:pPr>
+      <w:r>
+        <w:rPr>
+          <w:rFonts w:ascii="Calibri" w:hAnsi="Calibri"/>
+          <w:b w:val="0"/>
+          <w:i w:val="0"/>
+          <w:color w:val="000000"/>
+          <w:sz w:val="22"/>
+        </w:rPr>
+        <w:t>Supplier evidence may reduce duplicate testing for standard product functions only when version, configuration relevance, test independence, defect status and traceability are acceptable. It shall not replace site verification of intended use, site configuration, role/access design, interfaces, migrations, regulated reports, electronic signatures, audit trails or SOP-based business processes.</w:t>
+      </w:r>
+    </w:p>
+    <w:p>
+      <w:pPr>
+        <w:pStyle w:val="Heading1"/>
+      </w:pPr>
+      <w:r>
+        <w:t>7. Related documents</w:t>
       </w:r>
     </w:p>
     <w:tbl>
